--- a/Curriculo.docx
+++ b/Curriculo.docx
@@ -153,112 +153,7 @@
           <w:rFonts w:ascii="Calibri" w:eastAsia="Calibri" w:hAnsi="Calibri" w:cs="Calibri"/>
           <w:color w:val="333333"/>
         </w:rPr>
-        <w:t>Soy un t</w:t>
-      </w:r>
-      <w:r>
-        <w:rPr>
-          <w:rFonts w:ascii="Calibri" w:eastAsia="Calibri" w:hAnsi="Calibri" w:cs="Calibri"/>
-          <w:color w:val="333333"/>
-        </w:rPr>
-        <w:t xml:space="preserve">écnico en informática, </w:t>
-      </w:r>
-      <w:r>
-        <w:rPr>
-          <w:rFonts w:ascii="Calibri" w:eastAsia="Calibri" w:hAnsi="Calibri" w:cs="Calibri"/>
-          <w:color w:val="333333"/>
-        </w:rPr>
-        <w:t>d</w:t>
-      </w:r>
-      <w:r>
-        <w:rPr>
-          <w:rFonts w:ascii="Calibri" w:eastAsia="Calibri" w:hAnsi="Calibri" w:cs="Calibri"/>
-          <w:color w:val="333333"/>
-        </w:rPr>
-        <w:t xml:space="preserve">iseñador UX/UI y </w:t>
-      </w:r>
-      <w:r>
-        <w:rPr>
-          <w:rFonts w:ascii="Calibri" w:eastAsia="Calibri" w:hAnsi="Calibri" w:cs="Calibri"/>
-          <w:color w:val="333333"/>
-        </w:rPr>
-        <w:t>d</w:t>
-      </w:r>
-      <w:r>
-        <w:rPr>
-          <w:rFonts w:ascii="Calibri" w:eastAsia="Calibri" w:hAnsi="Calibri" w:cs="Calibri"/>
-          <w:color w:val="333333"/>
-        </w:rPr>
-        <w:t>esarrollador Front-End con bases sólidas en Testing manual y automatizado</w:t>
-      </w:r>
-      <w:r>
-        <w:rPr>
-          <w:rFonts w:ascii="Calibri" w:eastAsia="Calibri" w:hAnsi="Calibri" w:cs="Calibri"/>
-          <w:color w:val="333333"/>
-        </w:rPr>
-        <w:t xml:space="preserve"> y un</w:t>
-      </w:r>
-      <w:r>
-        <w:rPr>
-          <w:rFonts w:ascii="Calibri" w:eastAsia="Calibri" w:hAnsi="Calibri" w:cs="Calibri"/>
-          <w:color w:val="333333"/>
-        </w:rPr>
-        <w:t xml:space="preserve"> </w:t>
-      </w:r>
-      <w:r>
-        <w:rPr>
-          <w:rFonts w:ascii="Calibri" w:eastAsia="Calibri" w:hAnsi="Calibri" w:cs="Calibri"/>
-          <w:color w:val="333333"/>
-        </w:rPr>
-        <w:t>i</w:t>
-      </w:r>
-      <w:r>
-        <w:rPr>
-          <w:rFonts w:ascii="Calibri" w:eastAsia="Calibri" w:hAnsi="Calibri" w:cs="Calibri"/>
-          <w:color w:val="333333"/>
-        </w:rPr>
-        <w:t xml:space="preserve">nterés especial por la tecnología en general; actualmente </w:t>
-      </w:r>
-      <w:r>
-        <w:rPr>
-          <w:rFonts w:ascii="Calibri" w:eastAsia="Calibri" w:hAnsi="Calibri" w:cs="Calibri"/>
-          <w:color w:val="333333"/>
-        </w:rPr>
-        <w:t>trabajo como</w:t>
-      </w:r>
-      <w:r>
-        <w:rPr>
-          <w:rFonts w:ascii="Calibri" w:eastAsia="Calibri" w:hAnsi="Calibri" w:cs="Calibri"/>
-          <w:color w:val="333333"/>
-        </w:rPr>
-        <w:t xml:space="preserve"> soporte técnico mientras explor</w:t>
-      </w:r>
-      <w:r>
-        <w:rPr>
-          <w:rFonts w:ascii="Calibri" w:eastAsia="Calibri" w:hAnsi="Calibri" w:cs="Calibri"/>
-          <w:color w:val="333333"/>
-        </w:rPr>
-        <w:t>o</w:t>
-      </w:r>
-      <w:r>
-        <w:rPr>
-          <w:rFonts w:ascii="Calibri" w:eastAsia="Calibri" w:hAnsi="Calibri" w:cs="Calibri"/>
-          <w:color w:val="333333"/>
-        </w:rPr>
-        <w:t xml:space="preserve"> nuevas oportunidades profesionales en </w:t>
-      </w:r>
-      <w:r>
-        <w:rPr>
-          <w:rFonts w:ascii="Calibri" w:eastAsia="Calibri" w:hAnsi="Calibri" w:cs="Calibri"/>
-          <w:color w:val="333333"/>
-        </w:rPr>
-        <w:t>el campo del TI</w:t>
-      </w:r>
-      <w:r>
-        <w:rPr>
-          <w:rFonts w:ascii="Calibri" w:eastAsia="Calibri" w:hAnsi="Calibri" w:cs="Calibri"/>
-          <w:color w:val="333333"/>
-        </w:rPr>
-        <w:t>.</w:t>
+        <w:t>Soy un técnico en informática, diseñador UX/UI y desarrollador Front-End con bases sólidas en Testing manual y automatizado y un interés especial por la tecnología en general; actualmente trabajo como soporte técnico mientras exploro nuevas oportunidades profesionales en el campo del TI.</w:t>
       </w:r>
     </w:p>
     <w:p>
@@ -279,53 +174,6 @@
           <w:szCs w:val="22"/>
         </w:rPr>
         <w:t>EXPERIENCIA LABORAL</w:t>
-      </w:r>
-    </w:p>
-    <w:p>
-      <w:pPr>
-        <w:tabs>
-          <w:tab w:val="right" w:pos="9360"/>
-        </w:tabs>
-        <w:spacing w:before="160" w:after="20"/>
-      </w:pPr>
-      <w:r>
-        <w:rPr>
-          <w:rFonts w:ascii="Calibri" w:eastAsia="Calibri" w:hAnsi="Calibri" w:cs="Calibri"/>
-          <w:b/>
-          <w:bCs/>
-          <w:color w:val="333333"/>
-          <w:sz w:val="21"/>
-          <w:szCs w:val="21"/>
-        </w:rPr>
-        <w:t>Soporte Técnico</w:t>
-      </w:r>
-      <w:r>
-        <w:rPr>
-          <w:rFonts w:ascii="Calibri" w:eastAsia="Calibri" w:hAnsi="Calibri" w:cs="Calibri"/>
-          <w:i/>
-          <w:iCs/>
-          <w:color w:val="555555"/>
-          <w:sz w:val="19"/>
-          <w:szCs w:val="19"/>
-        </w:rPr>
-        <w:tab/>
-        <w:t>07/2026 – Actual</w:t>
-      </w:r>
-    </w:p>
-    <w:p>
-      <w:pPr>
-        <w:spacing w:after="80"/>
-      </w:pPr>
-      <w:r>
-        <w:rPr>
-          <w:rFonts w:ascii="Calibri" w:eastAsia="Calibri" w:hAnsi="Calibri" w:cs="Calibri"/>
-          <w:i/>
-          <w:iCs/>
-          <w:color w:val="1F4E5F"/>
-          <w:sz w:val="19"/>
-          <w:szCs w:val="19"/>
-        </w:rPr>
-        <w:t>Dirección General de Sistemas de Información Sanitarias</w:t>
       </w:r>
     </w:p>
     <w:p>
